--- a/Knowledge/3-Work knowledge/1-Software Engineering/2-Testing/5-My Source/1-ISTQB Foundation Level/4-Dynamic Testing/3-Types of Acceptance Testing/2-User Acceptance Testing (UAT).docx
+++ b/Knowledge/3-Work knowledge/1-Software Engineering/2-Testing/5-My Source/1-ISTQB Foundation Level/4-Dynamic Testing/3-Types of Acceptance Testing/2-User Acceptance Testing (UAT).docx
@@ -31,60 +31,77 @@
       </w:pPr>
       <w:r>
         <w:rPr>
-          <w:b/>
-          <w:shd w:val="clear" w:color="auto" w:fill="B7B7B7"/>
-        </w:rPr>
-        <w:t># Source</w:t>
-      </w:r>
-      <w:r>
-        <w:rPr>
-          <w:shd w:val="clear" w:color="auto" w:fill="B7B7B7"/>
-        </w:rPr>
-        <w:t xml:space="preserve">: </w:t>
-      </w:r>
-      <w:proofErr w:type="spellStart"/>
-      <w:r>
-        <w:rPr>
-          <w:b/>
-          <w:shd w:val="clear" w:color="auto" w:fill="B7B7B7"/>
-        </w:rPr>
-        <w:t>Chatgpt</w:t>
-      </w:r>
-      <w:proofErr w:type="spellEnd"/>
-      <w:r>
-        <w:rPr>
-          <w:b/>
-          <w:shd w:val="clear" w:color="auto" w:fill="B7B7B7"/>
-        </w:rPr>
-        <w:t xml:space="preserve"> </w:t>
-      </w:r>
-      <w:r>
-        <w:rPr>
-          <w:b/>
-          <w:sz w:val="14"/>
-          <w:szCs w:val="14"/>
-          <w:shd w:val="clear" w:color="auto" w:fill="B7B7B7"/>
-        </w:rPr>
-        <w:t>(GPT</w:t>
-      </w:r>
-      <w:r>
-        <w:rPr>
-          <w:rFonts w:ascii="Cambria Math" w:hAnsi="Cambria Math" w:cs="Cambria Math"/>
-          <w:b/>
-          <w:sz w:val="14"/>
-          <w:szCs w:val="14"/>
-          <w:shd w:val="clear" w:color="auto" w:fill="B7B7B7"/>
+          <w:rFonts w:ascii="Arial" w:eastAsia="Arial" w:hAnsi="Arial" w:cs="Arial"/>
+          <w:b/>
+          <w:color w:val="000000"/>
+          <w:sz w:val="18"/>
+          <w:highlight w:val="lightGray"/>
+        </w:rPr>
+        <w:t># Source: AI Source: Provided by: [Data Path</w:t>
+      </w:r>
+      <w:r>
+        <w:rPr>
+          <w:rFonts w:ascii="Arial" w:eastAsia="Arial" w:hAnsi="Arial" w:cs="Arial"/>
+          <w:color w:val="000000"/>
+          <w:sz w:val="18"/>
+          <w:highlight w:val="lightGray"/>
+        </w:rPr>
+        <w:t xml:space="preserve">: Persons Table -&gt; ID Column: 1, Name_En Column: Motasem Essam] -&gt; </w:t>
+      </w:r>
+      <w:r>
+        <w:rPr>
+          <w:rFonts w:ascii="Arial" w:eastAsia="Arial" w:hAnsi="Arial" w:cs="Arial"/>
+          <w:b/>
+          <w:color w:val="000000"/>
+          <w:sz w:val="18"/>
+          <w:highlight w:val="lightGray"/>
+        </w:rPr>
+        <w:t>From:</w:t>
+      </w:r>
+      <w:r>
+        <w:rPr>
+          <w:rFonts w:ascii="Arial" w:eastAsia="Arial" w:hAnsi="Arial" w:cs="Arial"/>
+          <w:color w:val="000000"/>
+          <w:sz w:val="18"/>
+          <w:highlight w:val="lightGray"/>
+        </w:rPr>
+        <w:t xml:space="preserve"> [Chatgpt (GPT</w:t>
+      </w:r>
+      <w:r>
+        <w:rPr>
+          <w:rFonts w:ascii="Arial" w:eastAsia="Arial" w:hAnsi="Arial" w:cs="Cambria Math"/>
+          <w:color w:val="000000"/>
+          <w:sz w:val="18"/>
+          <w:highlight w:val="lightGray"/>
         </w:rPr>
         <w:t>‑</w:t>
       </w:r>
       <w:r>
         <w:rPr>
-          <w:b/>
-          <w:sz w:val="14"/>
-          <w:szCs w:val="14"/>
-          <w:shd w:val="clear" w:color="auto" w:fill="B7B7B7"/>
-        </w:rPr>
-        <w:t>5 Mini) at [8/22/2025]</w:t>
+          <w:rFonts w:ascii="Arial" w:eastAsia="Arial" w:hAnsi="Arial" w:cs="Arial"/>
+          <w:color w:val="000000"/>
+          <w:sz w:val="18"/>
+          <w:highlight w:val="lightGray"/>
+        </w:rPr>
+        <w:t xml:space="preserve">5 Mini)] </w:t>
+      </w:r>
+      <w:r>
+        <w:rPr>
+          <w:rFonts w:ascii="Arial" w:eastAsia="Arial" w:hAnsi="Arial" w:cs="Arial"/>
+          <w:b/>
+          <w:color w:val="000000"/>
+          <w:sz w:val="18"/>
+          <w:highlight w:val="lightGray"/>
+        </w:rPr>
+        <w:t>on</w:t>
+      </w:r>
+      <w:r>
+        <w:rPr>
+          <w:rFonts w:ascii="Arial" w:eastAsia="Arial" w:hAnsi="Arial"/>
+          <w:sz w:val="18"/>
+          <w:highlight w:val="lightGray"/>
+        </w:rPr>
+        <w:t xml:space="preserve"> [8/22/2025]</w:t>
       </w:r>
     </w:p>
     <w:p>
@@ -136,7 +153,7 @@
     </w:p>
     <w:p>
       <w:r>
-        <w:pict w14:anchorId="551E46D4">
+        <w:pict w14:anchorId="545AAC5E">
           <v:rect id="_x0000_i1025" style="width:0;height:1.5pt" o:hralign="center" o:hrstd="t" o:hr="t" fillcolor="#a0a0a0" stroked="f"/>
         </w:pict>
       </w:r>
@@ -160,60 +177,77 @@
       </w:pPr>
       <w:r>
         <w:rPr>
-          <w:b/>
-          <w:shd w:val="clear" w:color="auto" w:fill="B7B7B7"/>
-        </w:rPr>
-        <w:t># Source</w:t>
-      </w:r>
-      <w:r>
-        <w:rPr>
-          <w:shd w:val="clear" w:color="auto" w:fill="B7B7B7"/>
-        </w:rPr>
-        <w:t xml:space="preserve">: </w:t>
-      </w:r>
-      <w:proofErr w:type="spellStart"/>
-      <w:r>
-        <w:rPr>
-          <w:b/>
-          <w:shd w:val="clear" w:color="auto" w:fill="B7B7B7"/>
-        </w:rPr>
-        <w:t>Chatgpt</w:t>
-      </w:r>
-      <w:proofErr w:type="spellEnd"/>
-      <w:r>
-        <w:rPr>
-          <w:b/>
-          <w:shd w:val="clear" w:color="auto" w:fill="B7B7B7"/>
-        </w:rPr>
-        <w:t xml:space="preserve"> </w:t>
-      </w:r>
-      <w:r>
-        <w:rPr>
-          <w:b/>
-          <w:sz w:val="14"/>
-          <w:szCs w:val="14"/>
-          <w:shd w:val="clear" w:color="auto" w:fill="B7B7B7"/>
-        </w:rPr>
-        <w:t>(GPT</w:t>
-      </w:r>
-      <w:r>
-        <w:rPr>
-          <w:rFonts w:ascii="Cambria Math" w:hAnsi="Cambria Math" w:cs="Cambria Math"/>
-          <w:b/>
-          <w:sz w:val="14"/>
-          <w:szCs w:val="14"/>
-          <w:shd w:val="clear" w:color="auto" w:fill="B7B7B7"/>
+          <w:rFonts w:ascii="Arial" w:eastAsia="Arial" w:hAnsi="Arial" w:cs="Arial"/>
+          <w:b/>
+          <w:color w:val="000000"/>
+          <w:sz w:val="18"/>
+          <w:highlight w:val="lightGray"/>
+        </w:rPr>
+        <w:t># Source: AI Source: Provided by: [Data Path</w:t>
+      </w:r>
+      <w:r>
+        <w:rPr>
+          <w:rFonts w:ascii="Arial" w:eastAsia="Arial" w:hAnsi="Arial" w:cs="Arial"/>
+          <w:color w:val="000000"/>
+          <w:sz w:val="18"/>
+          <w:highlight w:val="lightGray"/>
+        </w:rPr>
+        <w:t xml:space="preserve">: Persons Table -&gt; ID Column: 1, Name_En Column: Motasem Essam] -&gt; </w:t>
+      </w:r>
+      <w:r>
+        <w:rPr>
+          <w:rFonts w:ascii="Arial" w:eastAsia="Arial" w:hAnsi="Arial" w:cs="Arial"/>
+          <w:b/>
+          <w:color w:val="000000"/>
+          <w:sz w:val="18"/>
+          <w:highlight w:val="lightGray"/>
+        </w:rPr>
+        <w:t>From:</w:t>
+      </w:r>
+      <w:r>
+        <w:rPr>
+          <w:rFonts w:ascii="Arial" w:eastAsia="Arial" w:hAnsi="Arial" w:cs="Arial"/>
+          <w:color w:val="000000"/>
+          <w:sz w:val="18"/>
+          <w:highlight w:val="lightGray"/>
+        </w:rPr>
+        <w:t xml:space="preserve"> [Chatgpt (GPT</w:t>
+      </w:r>
+      <w:r>
+        <w:rPr>
+          <w:rFonts w:ascii="Arial" w:eastAsia="Arial" w:hAnsi="Arial" w:cs="Cambria Math"/>
+          <w:color w:val="000000"/>
+          <w:sz w:val="18"/>
+          <w:highlight w:val="lightGray"/>
         </w:rPr>
         <w:t>‑</w:t>
       </w:r>
       <w:r>
         <w:rPr>
-          <w:b/>
-          <w:sz w:val="14"/>
-          <w:szCs w:val="14"/>
-          <w:shd w:val="clear" w:color="auto" w:fill="B7B7B7"/>
-        </w:rPr>
-        <w:t>5 Mini) at [8/22/2025]</w:t>
+          <w:rFonts w:ascii="Arial" w:eastAsia="Arial" w:hAnsi="Arial" w:cs="Arial"/>
+          <w:color w:val="000000"/>
+          <w:sz w:val="18"/>
+          <w:highlight w:val="lightGray"/>
+        </w:rPr>
+        <w:t xml:space="preserve">5 Mini)] </w:t>
+      </w:r>
+      <w:r>
+        <w:rPr>
+          <w:rFonts w:ascii="Arial" w:eastAsia="Arial" w:hAnsi="Arial" w:cs="Arial"/>
+          <w:b/>
+          <w:color w:val="000000"/>
+          <w:sz w:val="18"/>
+          <w:highlight w:val="lightGray"/>
+        </w:rPr>
+        <w:t>on</w:t>
+      </w:r>
+      <w:r>
+        <w:rPr>
+          <w:rFonts w:ascii="Arial" w:eastAsia="Arial" w:hAnsi="Arial"/>
+          <w:sz w:val="18"/>
+          <w:highlight w:val="lightGray"/>
+        </w:rPr>
+        <w:t xml:space="preserve"> [8/22/2025]</w:t>
       </w:r>
     </w:p>
     <w:p>
@@ -222,7 +256,7 @@
           <w:ilvl w:val="0"/>
           <w:numId w:val="6"/>
         </w:numPr>
-        <w:spacing w:before="240"/>
+        <w:spacing w:before="240" w:after="0" w:line="276" w:lineRule="auto"/>
       </w:pPr>
       <w:r>
         <w:rPr>
@@ -256,6 +290,7 @@
           <w:ilvl w:val="0"/>
           <w:numId w:val="6"/>
         </w:numPr>
+        <w:spacing w:after="0" w:line="276" w:lineRule="auto"/>
       </w:pPr>
       <w:r>
         <w:rPr>
@@ -289,7 +324,7 @@
           <w:ilvl w:val="0"/>
           <w:numId w:val="6"/>
         </w:numPr>
-        <w:spacing w:after="240"/>
+        <w:spacing w:after="240" w:line="276" w:lineRule="auto"/>
       </w:pPr>
       <w:r>
         <w:rPr>
@@ -319,7 +354,7 @@
     </w:p>
     <w:p>
       <w:r>
-        <w:pict w14:anchorId="05901C5E">
+        <w:pict w14:anchorId="35937594">
           <v:rect id="_x0000_i1026" style="width:0;height:1.5pt" o:hralign="center" o:hrstd="t" o:hr="t" fillcolor="#a0a0a0" stroked="f"/>
         </w:pict>
       </w:r>
@@ -343,60 +378,77 @@
       </w:pPr>
       <w:r>
         <w:rPr>
-          <w:b/>
-          <w:shd w:val="clear" w:color="auto" w:fill="B7B7B7"/>
-        </w:rPr>
-        <w:t># Source</w:t>
-      </w:r>
-      <w:r>
-        <w:rPr>
-          <w:shd w:val="clear" w:color="auto" w:fill="B7B7B7"/>
-        </w:rPr>
-        <w:t xml:space="preserve">: </w:t>
-      </w:r>
-      <w:proofErr w:type="spellStart"/>
-      <w:r>
-        <w:rPr>
-          <w:b/>
-          <w:shd w:val="clear" w:color="auto" w:fill="B7B7B7"/>
-        </w:rPr>
-        <w:t>Chatgpt</w:t>
-      </w:r>
-      <w:proofErr w:type="spellEnd"/>
-      <w:r>
-        <w:rPr>
-          <w:b/>
-          <w:shd w:val="clear" w:color="auto" w:fill="B7B7B7"/>
-        </w:rPr>
-        <w:t xml:space="preserve"> </w:t>
-      </w:r>
-      <w:r>
-        <w:rPr>
-          <w:b/>
-          <w:sz w:val="14"/>
-          <w:szCs w:val="14"/>
-          <w:shd w:val="clear" w:color="auto" w:fill="B7B7B7"/>
-        </w:rPr>
-        <w:t>(GPT</w:t>
-      </w:r>
-      <w:r>
-        <w:rPr>
-          <w:rFonts w:ascii="Cambria Math" w:hAnsi="Cambria Math" w:cs="Cambria Math"/>
-          <w:b/>
-          <w:sz w:val="14"/>
-          <w:szCs w:val="14"/>
-          <w:shd w:val="clear" w:color="auto" w:fill="B7B7B7"/>
+          <w:rFonts w:ascii="Arial" w:eastAsia="Arial" w:hAnsi="Arial" w:cs="Arial"/>
+          <w:b/>
+          <w:color w:val="000000"/>
+          <w:sz w:val="18"/>
+          <w:highlight w:val="lightGray"/>
+        </w:rPr>
+        <w:t># Source: AI Source: Provided by: [Data Path</w:t>
+      </w:r>
+      <w:r>
+        <w:rPr>
+          <w:rFonts w:ascii="Arial" w:eastAsia="Arial" w:hAnsi="Arial" w:cs="Arial"/>
+          <w:color w:val="000000"/>
+          <w:sz w:val="18"/>
+          <w:highlight w:val="lightGray"/>
+        </w:rPr>
+        <w:t xml:space="preserve">: Persons Table -&gt; ID Column: 1, Name_En Column: Motasem Essam] -&gt; </w:t>
+      </w:r>
+      <w:r>
+        <w:rPr>
+          <w:rFonts w:ascii="Arial" w:eastAsia="Arial" w:hAnsi="Arial" w:cs="Arial"/>
+          <w:b/>
+          <w:color w:val="000000"/>
+          <w:sz w:val="18"/>
+          <w:highlight w:val="lightGray"/>
+        </w:rPr>
+        <w:t>From:</w:t>
+      </w:r>
+      <w:r>
+        <w:rPr>
+          <w:rFonts w:ascii="Arial" w:eastAsia="Arial" w:hAnsi="Arial" w:cs="Arial"/>
+          <w:color w:val="000000"/>
+          <w:sz w:val="18"/>
+          <w:highlight w:val="lightGray"/>
+        </w:rPr>
+        <w:t xml:space="preserve"> [Chatgpt (GPT</w:t>
+      </w:r>
+      <w:r>
+        <w:rPr>
+          <w:rFonts w:ascii="Arial" w:eastAsia="Arial" w:hAnsi="Arial" w:cs="Cambria Math"/>
+          <w:color w:val="000000"/>
+          <w:sz w:val="18"/>
+          <w:highlight w:val="lightGray"/>
         </w:rPr>
         <w:t>‑</w:t>
       </w:r>
       <w:r>
         <w:rPr>
-          <w:b/>
-          <w:sz w:val="14"/>
-          <w:szCs w:val="14"/>
-          <w:shd w:val="clear" w:color="auto" w:fill="B7B7B7"/>
-        </w:rPr>
-        <w:t>5 Mini) at [8/22/2025]</w:t>
+          <w:rFonts w:ascii="Arial" w:eastAsia="Arial" w:hAnsi="Arial" w:cs="Arial"/>
+          <w:color w:val="000000"/>
+          <w:sz w:val="18"/>
+          <w:highlight w:val="lightGray"/>
+        </w:rPr>
+        <w:t xml:space="preserve">5 Mini)] </w:t>
+      </w:r>
+      <w:r>
+        <w:rPr>
+          <w:rFonts w:ascii="Arial" w:eastAsia="Arial" w:hAnsi="Arial" w:cs="Arial"/>
+          <w:b/>
+          <w:color w:val="000000"/>
+          <w:sz w:val="18"/>
+          <w:highlight w:val="lightGray"/>
+        </w:rPr>
+        <w:t>on</w:t>
+      </w:r>
+      <w:r>
+        <w:rPr>
+          <w:rFonts w:ascii="Arial" w:eastAsia="Arial" w:hAnsi="Arial"/>
+          <w:sz w:val="18"/>
+          <w:highlight w:val="lightGray"/>
+        </w:rPr>
+        <w:t xml:space="preserve"> [8/22/2025]</w:t>
       </w:r>
     </w:p>
     <w:p>
@@ -405,7 +457,7 @@
           <w:ilvl w:val="0"/>
           <w:numId w:val="2"/>
         </w:numPr>
-        <w:spacing w:before="240"/>
+        <w:spacing w:before="240" w:after="0" w:line="276" w:lineRule="auto"/>
       </w:pPr>
       <w:r>
         <w:rPr>
@@ -452,7 +504,7 @@
           <w:ilvl w:val="0"/>
           <w:numId w:val="2"/>
         </w:numPr>
-        <w:spacing w:after="240"/>
+        <w:spacing w:after="240" w:line="276" w:lineRule="auto"/>
       </w:pPr>
       <w:r>
         <w:rPr>
@@ -482,7 +534,7 @@
     </w:p>
     <w:p>
       <w:r>
-        <w:pict w14:anchorId="049D0477">
+        <w:pict w14:anchorId="75128A06">
           <v:rect id="_x0000_i1027" style="width:0;height:1.5pt" o:hralign="center" o:hrstd="t" o:hr="t" fillcolor="#a0a0a0" stroked="f"/>
         </w:pict>
       </w:r>
@@ -497,7 +549,6 @@
       <w:bookmarkStart w:id="4" w:name="_q1b6zmyv8dcr" w:colFirst="0" w:colLast="0"/>
       <w:bookmarkEnd w:id="4"/>
       <w:r>
-        <w:lastRenderedPageBreak/>
         <w:t>Who Performs UAT?</w:t>
       </w:r>
     </w:p>
@@ -507,60 +558,77 @@
       </w:pPr>
       <w:r>
         <w:rPr>
-          <w:b/>
-          <w:shd w:val="clear" w:color="auto" w:fill="B7B7B7"/>
-        </w:rPr>
-        <w:t># Source</w:t>
-      </w:r>
-      <w:r>
-        <w:rPr>
-          <w:shd w:val="clear" w:color="auto" w:fill="B7B7B7"/>
-        </w:rPr>
-        <w:t xml:space="preserve">: </w:t>
-      </w:r>
-      <w:proofErr w:type="spellStart"/>
-      <w:r>
-        <w:rPr>
-          <w:b/>
-          <w:shd w:val="clear" w:color="auto" w:fill="B7B7B7"/>
-        </w:rPr>
-        <w:t>Chatgpt</w:t>
-      </w:r>
-      <w:proofErr w:type="spellEnd"/>
-      <w:r>
-        <w:rPr>
-          <w:b/>
-          <w:shd w:val="clear" w:color="auto" w:fill="B7B7B7"/>
-        </w:rPr>
-        <w:t xml:space="preserve"> </w:t>
-      </w:r>
-      <w:r>
-        <w:rPr>
-          <w:b/>
-          <w:sz w:val="14"/>
-          <w:szCs w:val="14"/>
-          <w:shd w:val="clear" w:color="auto" w:fill="B7B7B7"/>
-        </w:rPr>
-        <w:t>(GPT</w:t>
-      </w:r>
-      <w:r>
-        <w:rPr>
-          <w:rFonts w:ascii="Cambria Math" w:hAnsi="Cambria Math" w:cs="Cambria Math"/>
-          <w:b/>
-          <w:sz w:val="14"/>
-          <w:szCs w:val="14"/>
-          <w:shd w:val="clear" w:color="auto" w:fill="B7B7B7"/>
+          <w:rFonts w:ascii="Arial" w:eastAsia="Arial" w:hAnsi="Arial" w:cs="Arial"/>
+          <w:b/>
+          <w:color w:val="000000"/>
+          <w:sz w:val="18"/>
+          <w:highlight w:val="lightGray"/>
+        </w:rPr>
+        <w:t># Source: AI Source: Provided by: [Data Path</w:t>
+      </w:r>
+      <w:r>
+        <w:rPr>
+          <w:rFonts w:ascii="Arial" w:eastAsia="Arial" w:hAnsi="Arial" w:cs="Arial"/>
+          <w:color w:val="000000"/>
+          <w:sz w:val="18"/>
+          <w:highlight w:val="lightGray"/>
+        </w:rPr>
+        <w:t xml:space="preserve">: Persons Table -&gt; ID Column: 1, Name_En Column: Motasem Essam] -&gt; </w:t>
+      </w:r>
+      <w:r>
+        <w:rPr>
+          <w:rFonts w:ascii="Arial" w:eastAsia="Arial" w:hAnsi="Arial" w:cs="Arial"/>
+          <w:b/>
+          <w:color w:val="000000"/>
+          <w:sz w:val="18"/>
+          <w:highlight w:val="lightGray"/>
+        </w:rPr>
+        <w:t>From:</w:t>
+      </w:r>
+      <w:r>
+        <w:rPr>
+          <w:rFonts w:ascii="Arial" w:eastAsia="Arial" w:hAnsi="Arial" w:cs="Arial"/>
+          <w:color w:val="000000"/>
+          <w:sz w:val="18"/>
+          <w:highlight w:val="lightGray"/>
+        </w:rPr>
+        <w:t xml:space="preserve"> [Chatgpt (GPT</w:t>
+      </w:r>
+      <w:r>
+        <w:rPr>
+          <w:rFonts w:ascii="Arial" w:eastAsia="Arial" w:hAnsi="Arial" w:cs="Cambria Math"/>
+          <w:color w:val="000000"/>
+          <w:sz w:val="18"/>
+          <w:highlight w:val="lightGray"/>
         </w:rPr>
         <w:t>‑</w:t>
       </w:r>
       <w:r>
         <w:rPr>
-          <w:b/>
-          <w:sz w:val="14"/>
-          <w:szCs w:val="14"/>
-          <w:shd w:val="clear" w:color="auto" w:fill="B7B7B7"/>
-        </w:rPr>
-        <w:t>5 Mini) at [8/22/2025]</w:t>
+          <w:rFonts w:ascii="Arial" w:eastAsia="Arial" w:hAnsi="Arial" w:cs="Arial"/>
+          <w:color w:val="000000"/>
+          <w:sz w:val="18"/>
+          <w:highlight w:val="lightGray"/>
+        </w:rPr>
+        <w:t xml:space="preserve">5 Mini)] </w:t>
+      </w:r>
+      <w:r>
+        <w:rPr>
+          <w:rFonts w:ascii="Arial" w:eastAsia="Arial" w:hAnsi="Arial" w:cs="Arial"/>
+          <w:b/>
+          <w:color w:val="000000"/>
+          <w:sz w:val="18"/>
+          <w:highlight w:val="lightGray"/>
+        </w:rPr>
+        <w:t>on</w:t>
+      </w:r>
+      <w:r>
+        <w:rPr>
+          <w:rFonts w:ascii="Arial" w:eastAsia="Arial" w:hAnsi="Arial"/>
+          <w:sz w:val="18"/>
+          <w:highlight w:val="lightGray"/>
+        </w:rPr>
+        <w:t xml:space="preserve"> [8/22/2025]</w:t>
       </w:r>
     </w:p>
     <w:p>
@@ -569,7 +637,7 @@
           <w:ilvl w:val="0"/>
           <w:numId w:val="4"/>
         </w:numPr>
-        <w:spacing w:before="240"/>
+        <w:spacing w:before="240" w:after="0" w:line="276" w:lineRule="auto"/>
       </w:pPr>
       <w:r>
         <w:rPr>
@@ -623,7 +691,7 @@
           <w:ilvl w:val="0"/>
           <w:numId w:val="4"/>
         </w:numPr>
-        <w:spacing w:after="240"/>
+        <w:spacing w:after="240" w:line="276" w:lineRule="auto"/>
       </w:pPr>
       <w:r>
         <w:rPr>
@@ -666,7 +734,7 @@
     </w:p>
     <w:p>
       <w:r>
-        <w:pict w14:anchorId="16C0F331">
+        <w:pict w14:anchorId="63461185">
           <v:rect id="_x0000_i1028" style="width:0;height:1.5pt" o:hralign="center" o:hrstd="t" o:hr="t" fillcolor="#a0a0a0" stroked="f"/>
         </w:pict>
       </w:r>
@@ -690,60 +758,77 @@
       </w:pPr>
       <w:r>
         <w:rPr>
-          <w:b/>
-          <w:shd w:val="clear" w:color="auto" w:fill="B7B7B7"/>
-        </w:rPr>
-        <w:t># Source</w:t>
-      </w:r>
-      <w:r>
-        <w:rPr>
-          <w:shd w:val="clear" w:color="auto" w:fill="B7B7B7"/>
-        </w:rPr>
-        <w:t xml:space="preserve">: </w:t>
-      </w:r>
-      <w:proofErr w:type="spellStart"/>
-      <w:r>
-        <w:rPr>
-          <w:b/>
-          <w:shd w:val="clear" w:color="auto" w:fill="B7B7B7"/>
-        </w:rPr>
-        <w:t>Chatgpt</w:t>
-      </w:r>
-      <w:proofErr w:type="spellEnd"/>
-      <w:r>
-        <w:rPr>
-          <w:b/>
-          <w:shd w:val="clear" w:color="auto" w:fill="B7B7B7"/>
-        </w:rPr>
-        <w:t xml:space="preserve"> </w:t>
-      </w:r>
-      <w:r>
-        <w:rPr>
-          <w:b/>
-          <w:sz w:val="14"/>
-          <w:szCs w:val="14"/>
-          <w:shd w:val="clear" w:color="auto" w:fill="B7B7B7"/>
-        </w:rPr>
-        <w:t>(GPT</w:t>
-      </w:r>
-      <w:r>
-        <w:rPr>
-          <w:rFonts w:ascii="Cambria Math" w:hAnsi="Cambria Math" w:cs="Cambria Math"/>
-          <w:b/>
-          <w:sz w:val="14"/>
-          <w:szCs w:val="14"/>
-          <w:shd w:val="clear" w:color="auto" w:fill="B7B7B7"/>
+          <w:rFonts w:ascii="Arial" w:eastAsia="Arial" w:hAnsi="Arial" w:cs="Arial"/>
+          <w:b/>
+          <w:color w:val="000000"/>
+          <w:sz w:val="18"/>
+          <w:highlight w:val="lightGray"/>
+        </w:rPr>
+        <w:t># Source: AI Source: Provided by: [Data Path</w:t>
+      </w:r>
+      <w:r>
+        <w:rPr>
+          <w:rFonts w:ascii="Arial" w:eastAsia="Arial" w:hAnsi="Arial" w:cs="Arial"/>
+          <w:color w:val="000000"/>
+          <w:sz w:val="18"/>
+          <w:highlight w:val="lightGray"/>
+        </w:rPr>
+        <w:t xml:space="preserve">: Persons Table -&gt; ID Column: 1, Name_En Column: Motasem Essam] -&gt; </w:t>
+      </w:r>
+      <w:r>
+        <w:rPr>
+          <w:rFonts w:ascii="Arial" w:eastAsia="Arial" w:hAnsi="Arial" w:cs="Arial"/>
+          <w:b/>
+          <w:color w:val="000000"/>
+          <w:sz w:val="18"/>
+          <w:highlight w:val="lightGray"/>
+        </w:rPr>
+        <w:t>From:</w:t>
+      </w:r>
+      <w:r>
+        <w:rPr>
+          <w:rFonts w:ascii="Arial" w:eastAsia="Arial" w:hAnsi="Arial" w:cs="Arial"/>
+          <w:color w:val="000000"/>
+          <w:sz w:val="18"/>
+          <w:highlight w:val="lightGray"/>
+        </w:rPr>
+        <w:t xml:space="preserve"> [Chatgpt (GPT</w:t>
+      </w:r>
+      <w:r>
+        <w:rPr>
+          <w:rFonts w:ascii="Arial" w:eastAsia="Arial" w:hAnsi="Arial" w:cs="Cambria Math"/>
+          <w:color w:val="000000"/>
+          <w:sz w:val="18"/>
+          <w:highlight w:val="lightGray"/>
         </w:rPr>
         <w:t>‑</w:t>
       </w:r>
       <w:r>
         <w:rPr>
-          <w:b/>
-          <w:sz w:val="14"/>
-          <w:szCs w:val="14"/>
-          <w:shd w:val="clear" w:color="auto" w:fill="B7B7B7"/>
-        </w:rPr>
-        <w:t>5 Mini) at [8/22/2025]</w:t>
+          <w:rFonts w:ascii="Arial" w:eastAsia="Arial" w:hAnsi="Arial" w:cs="Arial"/>
+          <w:color w:val="000000"/>
+          <w:sz w:val="18"/>
+          <w:highlight w:val="lightGray"/>
+        </w:rPr>
+        <w:t xml:space="preserve">5 Mini)] </w:t>
+      </w:r>
+      <w:r>
+        <w:rPr>
+          <w:rFonts w:ascii="Arial" w:eastAsia="Arial" w:hAnsi="Arial" w:cs="Arial"/>
+          <w:b/>
+          <w:color w:val="000000"/>
+          <w:sz w:val="18"/>
+          <w:highlight w:val="lightGray"/>
+        </w:rPr>
+        <w:t>on</w:t>
+      </w:r>
+      <w:r>
+        <w:rPr>
+          <w:rFonts w:ascii="Arial" w:eastAsia="Arial" w:hAnsi="Arial"/>
+          <w:sz w:val="18"/>
+          <w:highlight w:val="lightGray"/>
+        </w:rPr>
+        <w:t xml:space="preserve"> [8/22/2025]</w:t>
       </w:r>
     </w:p>
     <w:p>
@@ -752,7 +837,7 @@
           <w:ilvl w:val="0"/>
           <w:numId w:val="1"/>
         </w:numPr>
-        <w:spacing w:before="240"/>
+        <w:spacing w:before="240" w:after="0" w:line="276" w:lineRule="auto"/>
       </w:pPr>
       <w:r>
         <w:rPr>
@@ -786,6 +871,7 @@
           <w:ilvl w:val="0"/>
           <w:numId w:val="1"/>
         </w:numPr>
+        <w:spacing w:after="0" w:line="276" w:lineRule="auto"/>
       </w:pPr>
       <w:r>
         <w:rPr>
@@ -813,7 +899,7 @@
           <w:ilvl w:val="0"/>
           <w:numId w:val="1"/>
         </w:numPr>
-        <w:spacing w:after="240"/>
+        <w:spacing w:after="240" w:line="276" w:lineRule="auto"/>
       </w:pPr>
       <w:r>
         <w:rPr>
@@ -840,7 +926,7 @@
     </w:p>
     <w:p>
       <w:r>
-        <w:pict w14:anchorId="033E6DDB">
+        <w:pict w14:anchorId="121B1993">
           <v:rect id="_x0000_i1029" style="width:0;height:1.5pt" o:hralign="center" o:hrstd="t" o:hr="t" fillcolor="#a0a0a0" stroked="f"/>
         </w:pict>
       </w:r>
@@ -864,60 +950,77 @@
       </w:pPr>
       <w:r>
         <w:rPr>
-          <w:b/>
-          <w:shd w:val="clear" w:color="auto" w:fill="B7B7B7"/>
-        </w:rPr>
-        <w:t># Source</w:t>
-      </w:r>
-      <w:r>
-        <w:rPr>
-          <w:shd w:val="clear" w:color="auto" w:fill="B7B7B7"/>
-        </w:rPr>
-        <w:t xml:space="preserve">: </w:t>
-      </w:r>
-      <w:proofErr w:type="spellStart"/>
-      <w:r>
-        <w:rPr>
-          <w:b/>
-          <w:shd w:val="clear" w:color="auto" w:fill="B7B7B7"/>
-        </w:rPr>
-        <w:t>Chatgpt</w:t>
-      </w:r>
-      <w:proofErr w:type="spellEnd"/>
-      <w:r>
-        <w:rPr>
-          <w:b/>
-          <w:shd w:val="clear" w:color="auto" w:fill="B7B7B7"/>
-        </w:rPr>
-        <w:t xml:space="preserve"> </w:t>
-      </w:r>
-      <w:r>
-        <w:rPr>
-          <w:b/>
-          <w:sz w:val="14"/>
-          <w:szCs w:val="14"/>
-          <w:shd w:val="clear" w:color="auto" w:fill="B7B7B7"/>
-        </w:rPr>
-        <w:t>(GPT</w:t>
-      </w:r>
-      <w:r>
-        <w:rPr>
-          <w:rFonts w:ascii="Cambria Math" w:hAnsi="Cambria Math" w:cs="Cambria Math"/>
-          <w:b/>
-          <w:sz w:val="14"/>
-          <w:szCs w:val="14"/>
-          <w:shd w:val="clear" w:color="auto" w:fill="B7B7B7"/>
+          <w:rFonts w:ascii="Arial" w:eastAsia="Arial" w:hAnsi="Arial" w:cs="Arial"/>
+          <w:b/>
+          <w:color w:val="000000"/>
+          <w:sz w:val="18"/>
+          <w:highlight w:val="lightGray"/>
+        </w:rPr>
+        <w:t># Source: AI Source: Provided by: [Data Path</w:t>
+      </w:r>
+      <w:r>
+        <w:rPr>
+          <w:rFonts w:ascii="Arial" w:eastAsia="Arial" w:hAnsi="Arial" w:cs="Arial"/>
+          <w:color w:val="000000"/>
+          <w:sz w:val="18"/>
+          <w:highlight w:val="lightGray"/>
+        </w:rPr>
+        <w:t xml:space="preserve">: Persons Table -&gt; ID Column: 1, Name_En Column: Motasem Essam] -&gt; </w:t>
+      </w:r>
+      <w:r>
+        <w:rPr>
+          <w:rFonts w:ascii="Arial" w:eastAsia="Arial" w:hAnsi="Arial" w:cs="Arial"/>
+          <w:b/>
+          <w:color w:val="000000"/>
+          <w:sz w:val="18"/>
+          <w:highlight w:val="lightGray"/>
+        </w:rPr>
+        <w:t>From:</w:t>
+      </w:r>
+      <w:r>
+        <w:rPr>
+          <w:rFonts w:ascii="Arial" w:eastAsia="Arial" w:hAnsi="Arial" w:cs="Arial"/>
+          <w:color w:val="000000"/>
+          <w:sz w:val="18"/>
+          <w:highlight w:val="lightGray"/>
+        </w:rPr>
+        <w:t xml:space="preserve"> [Chatgpt (GPT</w:t>
+      </w:r>
+      <w:r>
+        <w:rPr>
+          <w:rFonts w:ascii="Arial" w:eastAsia="Arial" w:hAnsi="Arial" w:cs="Cambria Math"/>
+          <w:color w:val="000000"/>
+          <w:sz w:val="18"/>
+          <w:highlight w:val="lightGray"/>
         </w:rPr>
         <w:t>‑</w:t>
       </w:r>
       <w:r>
         <w:rPr>
-          <w:b/>
-          <w:sz w:val="14"/>
-          <w:szCs w:val="14"/>
-          <w:shd w:val="clear" w:color="auto" w:fill="B7B7B7"/>
-        </w:rPr>
-        <w:t>5 Mini) at [8/22/2025]</w:t>
+          <w:rFonts w:ascii="Arial" w:eastAsia="Arial" w:hAnsi="Arial" w:cs="Arial"/>
+          <w:color w:val="000000"/>
+          <w:sz w:val="18"/>
+          <w:highlight w:val="lightGray"/>
+        </w:rPr>
+        <w:t xml:space="preserve">5 Mini)] </w:t>
+      </w:r>
+      <w:r>
+        <w:rPr>
+          <w:rFonts w:ascii="Arial" w:eastAsia="Arial" w:hAnsi="Arial" w:cs="Arial"/>
+          <w:b/>
+          <w:color w:val="000000"/>
+          <w:sz w:val="18"/>
+          <w:highlight w:val="lightGray"/>
+        </w:rPr>
+        <w:t>on</w:t>
+      </w:r>
+      <w:r>
+        <w:rPr>
+          <w:rFonts w:ascii="Arial" w:eastAsia="Arial" w:hAnsi="Arial"/>
+          <w:sz w:val="18"/>
+          <w:highlight w:val="lightGray"/>
+        </w:rPr>
+        <w:t xml:space="preserve"> [8/22/2025]</w:t>
       </w:r>
     </w:p>
     <w:p>
@@ -926,7 +1029,7 @@
           <w:ilvl w:val="0"/>
           <w:numId w:val="3"/>
         </w:numPr>
-        <w:spacing w:before="240"/>
+        <w:spacing w:before="240" w:after="0" w:line="276" w:lineRule="auto"/>
       </w:pPr>
       <w:r>
         <w:rPr>
@@ -954,6 +1057,7 @@
           <w:ilvl w:val="0"/>
           <w:numId w:val="3"/>
         </w:numPr>
+        <w:spacing w:after="0" w:line="276" w:lineRule="auto"/>
       </w:pPr>
       <w:r>
         <w:rPr>
@@ -981,6 +1085,7 @@
           <w:ilvl w:val="0"/>
           <w:numId w:val="3"/>
         </w:numPr>
+        <w:spacing w:after="0" w:line="276" w:lineRule="auto"/>
       </w:pPr>
       <w:r>
         <w:rPr>
@@ -1008,6 +1113,7 @@
           <w:ilvl w:val="0"/>
           <w:numId w:val="3"/>
         </w:numPr>
+        <w:spacing w:after="0" w:line="276" w:lineRule="auto"/>
       </w:pPr>
       <w:r>
         <w:rPr>
@@ -1035,7 +1141,7 @@
           <w:ilvl w:val="0"/>
           <w:numId w:val="3"/>
         </w:numPr>
-        <w:spacing w:after="240"/>
+        <w:spacing w:after="240" w:line="276" w:lineRule="auto"/>
       </w:pPr>
       <w:r>
         <w:rPr>
@@ -1056,7 +1162,7 @@
     </w:p>
     <w:p>
       <w:r>
-        <w:pict w14:anchorId="0D090FE0">
+        <w:pict w14:anchorId="34B0D25A">
           <v:rect id="_x0000_i1030" style="width:0;height:1.5pt" o:hralign="center" o:hrstd="t" o:hr="t" fillcolor="#a0a0a0" stroked="f"/>
         </w:pict>
       </w:r>
@@ -1071,7 +1177,6 @@
       <w:bookmarkStart w:id="7" w:name="_c7rl7kcwt4as" w:colFirst="0" w:colLast="0"/>
       <w:bookmarkEnd w:id="7"/>
       <w:r>
-        <w:lastRenderedPageBreak/>
         <w:t>Examples of UAT Scenarios</w:t>
       </w:r>
     </w:p>
@@ -1081,60 +1186,77 @@
       </w:pPr>
       <w:r>
         <w:rPr>
-          <w:b/>
-          <w:shd w:val="clear" w:color="auto" w:fill="B7B7B7"/>
-        </w:rPr>
-        <w:t># Source</w:t>
-      </w:r>
-      <w:r>
-        <w:rPr>
-          <w:shd w:val="clear" w:color="auto" w:fill="B7B7B7"/>
-        </w:rPr>
-        <w:t xml:space="preserve">: </w:t>
-      </w:r>
-      <w:proofErr w:type="spellStart"/>
-      <w:r>
-        <w:rPr>
-          <w:b/>
-          <w:shd w:val="clear" w:color="auto" w:fill="B7B7B7"/>
-        </w:rPr>
-        <w:t>Chatgpt</w:t>
-      </w:r>
-      <w:proofErr w:type="spellEnd"/>
-      <w:r>
-        <w:rPr>
-          <w:b/>
-          <w:shd w:val="clear" w:color="auto" w:fill="B7B7B7"/>
-        </w:rPr>
-        <w:t xml:space="preserve"> </w:t>
-      </w:r>
-      <w:r>
-        <w:rPr>
-          <w:b/>
-          <w:sz w:val="14"/>
-          <w:szCs w:val="14"/>
-          <w:shd w:val="clear" w:color="auto" w:fill="B7B7B7"/>
-        </w:rPr>
-        <w:t>(GPT</w:t>
-      </w:r>
-      <w:r>
-        <w:rPr>
-          <w:rFonts w:ascii="Cambria Math" w:hAnsi="Cambria Math" w:cs="Cambria Math"/>
-          <w:b/>
-          <w:sz w:val="14"/>
-          <w:szCs w:val="14"/>
-          <w:shd w:val="clear" w:color="auto" w:fill="B7B7B7"/>
+          <w:rFonts w:ascii="Arial" w:eastAsia="Arial" w:hAnsi="Arial" w:cs="Arial"/>
+          <w:b/>
+          <w:color w:val="000000"/>
+          <w:sz w:val="18"/>
+          <w:highlight w:val="lightGray"/>
+        </w:rPr>
+        <w:t># Source: AI Source: Provided by: [Data Path</w:t>
+      </w:r>
+      <w:r>
+        <w:rPr>
+          <w:rFonts w:ascii="Arial" w:eastAsia="Arial" w:hAnsi="Arial" w:cs="Arial"/>
+          <w:color w:val="000000"/>
+          <w:sz w:val="18"/>
+          <w:highlight w:val="lightGray"/>
+        </w:rPr>
+        <w:t xml:space="preserve">: Persons Table -&gt; ID Column: 1, Name_En Column: Motasem Essam] -&gt; </w:t>
+      </w:r>
+      <w:r>
+        <w:rPr>
+          <w:rFonts w:ascii="Arial" w:eastAsia="Arial" w:hAnsi="Arial" w:cs="Arial"/>
+          <w:b/>
+          <w:color w:val="000000"/>
+          <w:sz w:val="18"/>
+          <w:highlight w:val="lightGray"/>
+        </w:rPr>
+        <w:t>From:</w:t>
+      </w:r>
+      <w:r>
+        <w:rPr>
+          <w:rFonts w:ascii="Arial" w:eastAsia="Arial" w:hAnsi="Arial" w:cs="Arial"/>
+          <w:color w:val="000000"/>
+          <w:sz w:val="18"/>
+          <w:highlight w:val="lightGray"/>
+        </w:rPr>
+        <w:t xml:space="preserve"> [Chatgpt (GPT</w:t>
+      </w:r>
+      <w:r>
+        <w:rPr>
+          <w:rFonts w:ascii="Arial" w:eastAsia="Arial" w:hAnsi="Arial" w:cs="Cambria Math"/>
+          <w:color w:val="000000"/>
+          <w:sz w:val="18"/>
+          <w:highlight w:val="lightGray"/>
         </w:rPr>
         <w:t>‑</w:t>
       </w:r>
       <w:r>
         <w:rPr>
-          <w:b/>
-          <w:sz w:val="14"/>
-          <w:szCs w:val="14"/>
-          <w:shd w:val="clear" w:color="auto" w:fill="B7B7B7"/>
-        </w:rPr>
-        <w:t>5 Mini) at [8/22/2025]</w:t>
+          <w:rFonts w:ascii="Arial" w:eastAsia="Arial" w:hAnsi="Arial" w:cs="Arial"/>
+          <w:color w:val="000000"/>
+          <w:sz w:val="18"/>
+          <w:highlight w:val="lightGray"/>
+        </w:rPr>
+        <w:t xml:space="preserve">5 Mini)] </w:t>
+      </w:r>
+      <w:r>
+        <w:rPr>
+          <w:rFonts w:ascii="Arial" w:eastAsia="Arial" w:hAnsi="Arial" w:cs="Arial"/>
+          <w:b/>
+          <w:color w:val="000000"/>
+          <w:sz w:val="18"/>
+          <w:highlight w:val="lightGray"/>
+        </w:rPr>
+        <w:t>on</w:t>
+      </w:r>
+      <w:r>
+        <w:rPr>
+          <w:rFonts w:ascii="Arial" w:eastAsia="Arial" w:hAnsi="Arial"/>
+          <w:sz w:val="18"/>
+          <w:highlight w:val="lightGray"/>
+        </w:rPr>
+        <w:t xml:space="preserve"> [8/22/2025]</w:t>
       </w:r>
     </w:p>
     <w:p>
@@ -1143,7 +1265,7 @@
           <w:ilvl w:val="0"/>
           <w:numId w:val="7"/>
         </w:numPr>
-        <w:spacing w:before="240"/>
+        <w:spacing w:before="240" w:after="0" w:line="276" w:lineRule="auto"/>
       </w:pPr>
       <w:r>
         <w:rPr>
@@ -1177,7 +1299,7 @@
           <w:ilvl w:val="0"/>
           <w:numId w:val="7"/>
         </w:numPr>
-        <w:spacing w:after="240"/>
+        <w:spacing w:after="240" w:line="276" w:lineRule="auto"/>
       </w:pPr>
       <w:r>
         <w:rPr>
@@ -1207,7 +1329,7 @@
     </w:p>
     <w:p>
       <w:r>
-        <w:pict w14:anchorId="2FB2C963">
+        <w:pict w14:anchorId="7E829824">
           <v:rect id="_x0000_i1031" style="width:0;height:1.5pt" o:hralign="center" o:hrstd="t" o:hr="t" fillcolor="#a0a0a0" stroked="f"/>
         </w:pict>
       </w:r>
@@ -1231,60 +1353,77 @@
       </w:pPr>
       <w:r>
         <w:rPr>
-          <w:b/>
-          <w:shd w:val="clear" w:color="auto" w:fill="B7B7B7"/>
-        </w:rPr>
-        <w:t># Source</w:t>
-      </w:r>
-      <w:r>
-        <w:rPr>
-          <w:shd w:val="clear" w:color="auto" w:fill="B7B7B7"/>
-        </w:rPr>
-        <w:t xml:space="preserve">: </w:t>
-      </w:r>
-      <w:proofErr w:type="spellStart"/>
-      <w:r>
-        <w:rPr>
-          <w:b/>
-          <w:shd w:val="clear" w:color="auto" w:fill="B7B7B7"/>
-        </w:rPr>
-        <w:t>Chatgpt</w:t>
-      </w:r>
-      <w:proofErr w:type="spellEnd"/>
-      <w:r>
-        <w:rPr>
-          <w:b/>
-          <w:shd w:val="clear" w:color="auto" w:fill="B7B7B7"/>
-        </w:rPr>
-        <w:t xml:space="preserve"> </w:t>
-      </w:r>
-      <w:r>
-        <w:rPr>
-          <w:b/>
-          <w:sz w:val="14"/>
-          <w:szCs w:val="14"/>
-          <w:shd w:val="clear" w:color="auto" w:fill="B7B7B7"/>
-        </w:rPr>
-        <w:t>(GPT</w:t>
-      </w:r>
-      <w:r>
-        <w:rPr>
-          <w:rFonts w:ascii="Cambria Math" w:hAnsi="Cambria Math" w:cs="Cambria Math"/>
-          <w:b/>
-          <w:sz w:val="14"/>
-          <w:szCs w:val="14"/>
-          <w:shd w:val="clear" w:color="auto" w:fill="B7B7B7"/>
+          <w:rFonts w:ascii="Arial" w:eastAsia="Arial" w:hAnsi="Arial" w:cs="Arial"/>
+          <w:b/>
+          <w:color w:val="000000"/>
+          <w:sz w:val="18"/>
+          <w:highlight w:val="lightGray"/>
+        </w:rPr>
+        <w:t># Source: AI Source: Provided by: [Data Path</w:t>
+      </w:r>
+      <w:r>
+        <w:rPr>
+          <w:rFonts w:ascii="Arial" w:eastAsia="Arial" w:hAnsi="Arial" w:cs="Arial"/>
+          <w:color w:val="000000"/>
+          <w:sz w:val="18"/>
+          <w:highlight w:val="lightGray"/>
+        </w:rPr>
+        <w:t xml:space="preserve">: Persons Table -&gt; ID Column: 1, Name_En Column: Motasem Essam] -&gt; </w:t>
+      </w:r>
+      <w:r>
+        <w:rPr>
+          <w:rFonts w:ascii="Arial" w:eastAsia="Arial" w:hAnsi="Arial" w:cs="Arial"/>
+          <w:b/>
+          <w:color w:val="000000"/>
+          <w:sz w:val="18"/>
+          <w:highlight w:val="lightGray"/>
+        </w:rPr>
+        <w:t>From:</w:t>
+      </w:r>
+      <w:r>
+        <w:rPr>
+          <w:rFonts w:ascii="Arial" w:eastAsia="Arial" w:hAnsi="Arial" w:cs="Arial"/>
+          <w:color w:val="000000"/>
+          <w:sz w:val="18"/>
+          <w:highlight w:val="lightGray"/>
+        </w:rPr>
+        <w:t xml:space="preserve"> [Chatgpt (GPT</w:t>
+      </w:r>
+      <w:r>
+        <w:rPr>
+          <w:rFonts w:ascii="Arial" w:eastAsia="Arial" w:hAnsi="Arial" w:cs="Cambria Math"/>
+          <w:color w:val="000000"/>
+          <w:sz w:val="18"/>
+          <w:highlight w:val="lightGray"/>
         </w:rPr>
         <w:t>‑</w:t>
       </w:r>
       <w:r>
         <w:rPr>
-          <w:b/>
-          <w:sz w:val="14"/>
-          <w:szCs w:val="14"/>
-          <w:shd w:val="clear" w:color="auto" w:fill="B7B7B7"/>
-        </w:rPr>
-        <w:t>5 Mini) at [8/22/2025]</w:t>
+          <w:rFonts w:ascii="Arial" w:eastAsia="Arial" w:hAnsi="Arial" w:cs="Arial"/>
+          <w:color w:val="000000"/>
+          <w:sz w:val="18"/>
+          <w:highlight w:val="lightGray"/>
+        </w:rPr>
+        <w:t xml:space="preserve">5 Mini)] </w:t>
+      </w:r>
+      <w:r>
+        <w:rPr>
+          <w:rFonts w:ascii="Arial" w:eastAsia="Arial" w:hAnsi="Arial" w:cs="Arial"/>
+          <w:b/>
+          <w:color w:val="000000"/>
+          <w:sz w:val="18"/>
+          <w:highlight w:val="lightGray"/>
+        </w:rPr>
+        <w:t>on</w:t>
+      </w:r>
+      <w:r>
+        <w:rPr>
+          <w:rFonts w:ascii="Arial" w:eastAsia="Arial" w:hAnsi="Arial"/>
+          <w:sz w:val="18"/>
+          <w:highlight w:val="lightGray"/>
+        </w:rPr>
+        <w:t xml:space="preserve"> [8/22/2025]</w:t>
       </w:r>
     </w:p>
     <w:p>
@@ -1356,7 +1495,7 @@
     </w:p>
     <w:p>
       <w:r>
-        <w:pict w14:anchorId="78E4B098">
+        <w:pict w14:anchorId="731387EC">
           <v:rect id="_x0000_i1032" style="width:0;height:1.5pt" o:hralign="center" o:hrstd="t" o:hr="t" fillcolor="#a0a0a0" stroked="f"/>
         </w:pict>
       </w:r>
@@ -1380,60 +1519,77 @@
       </w:pPr>
       <w:r>
         <w:rPr>
-          <w:b/>
-          <w:shd w:val="clear" w:color="auto" w:fill="B7B7B7"/>
-        </w:rPr>
-        <w:t># Source</w:t>
-      </w:r>
-      <w:r>
-        <w:rPr>
-          <w:shd w:val="clear" w:color="auto" w:fill="B7B7B7"/>
-        </w:rPr>
-        <w:t xml:space="preserve">: </w:t>
-      </w:r>
-      <w:proofErr w:type="spellStart"/>
-      <w:r>
-        <w:rPr>
-          <w:b/>
-          <w:shd w:val="clear" w:color="auto" w:fill="B7B7B7"/>
-        </w:rPr>
-        <w:t>Chatgpt</w:t>
-      </w:r>
-      <w:proofErr w:type="spellEnd"/>
-      <w:r>
-        <w:rPr>
-          <w:b/>
-          <w:shd w:val="clear" w:color="auto" w:fill="B7B7B7"/>
-        </w:rPr>
-        <w:t xml:space="preserve"> </w:t>
-      </w:r>
-      <w:r>
-        <w:rPr>
-          <w:b/>
-          <w:sz w:val="14"/>
-          <w:szCs w:val="14"/>
-          <w:shd w:val="clear" w:color="auto" w:fill="B7B7B7"/>
-        </w:rPr>
-        <w:t>(GPT</w:t>
-      </w:r>
-      <w:r>
-        <w:rPr>
-          <w:rFonts w:ascii="Cambria Math" w:hAnsi="Cambria Math" w:cs="Cambria Math"/>
-          <w:b/>
-          <w:sz w:val="14"/>
-          <w:szCs w:val="14"/>
-          <w:shd w:val="clear" w:color="auto" w:fill="B7B7B7"/>
+          <w:rFonts w:ascii="Arial" w:eastAsia="Arial" w:hAnsi="Arial" w:cs="Arial"/>
+          <w:b/>
+          <w:color w:val="000000"/>
+          <w:sz w:val="18"/>
+          <w:highlight w:val="lightGray"/>
+        </w:rPr>
+        <w:t># Source: AI Source: Provided by: [Data Path</w:t>
+      </w:r>
+      <w:r>
+        <w:rPr>
+          <w:rFonts w:ascii="Arial" w:eastAsia="Arial" w:hAnsi="Arial" w:cs="Arial"/>
+          <w:color w:val="000000"/>
+          <w:sz w:val="18"/>
+          <w:highlight w:val="lightGray"/>
+        </w:rPr>
+        <w:t xml:space="preserve">: Persons Table -&gt; ID Column: 1, Name_En Column: Motasem Essam] -&gt; </w:t>
+      </w:r>
+      <w:r>
+        <w:rPr>
+          <w:rFonts w:ascii="Arial" w:eastAsia="Arial" w:hAnsi="Arial" w:cs="Arial"/>
+          <w:b/>
+          <w:color w:val="000000"/>
+          <w:sz w:val="18"/>
+          <w:highlight w:val="lightGray"/>
+        </w:rPr>
+        <w:t>From:</w:t>
+      </w:r>
+      <w:r>
+        <w:rPr>
+          <w:rFonts w:ascii="Arial" w:eastAsia="Arial" w:hAnsi="Arial" w:cs="Arial"/>
+          <w:color w:val="000000"/>
+          <w:sz w:val="18"/>
+          <w:highlight w:val="lightGray"/>
+        </w:rPr>
+        <w:t xml:space="preserve"> [Chatgpt (GPT</w:t>
+      </w:r>
+      <w:r>
+        <w:rPr>
+          <w:rFonts w:ascii="Arial" w:eastAsia="Arial" w:hAnsi="Arial" w:cs="Cambria Math"/>
+          <w:color w:val="000000"/>
+          <w:sz w:val="18"/>
+          <w:highlight w:val="lightGray"/>
         </w:rPr>
         <w:t>‑</w:t>
       </w:r>
       <w:r>
         <w:rPr>
-          <w:b/>
-          <w:sz w:val="14"/>
-          <w:szCs w:val="14"/>
-          <w:shd w:val="clear" w:color="auto" w:fill="B7B7B7"/>
-        </w:rPr>
-        <w:t>5 Mini) at [8/22/2025]</w:t>
+          <w:rFonts w:ascii="Arial" w:eastAsia="Arial" w:hAnsi="Arial" w:cs="Arial"/>
+          <w:color w:val="000000"/>
+          <w:sz w:val="18"/>
+          <w:highlight w:val="lightGray"/>
+        </w:rPr>
+        <w:t xml:space="preserve">5 Mini)] </w:t>
+      </w:r>
+      <w:r>
+        <w:rPr>
+          <w:rFonts w:ascii="Arial" w:eastAsia="Arial" w:hAnsi="Arial" w:cs="Arial"/>
+          <w:b/>
+          <w:color w:val="000000"/>
+          <w:sz w:val="18"/>
+          <w:highlight w:val="lightGray"/>
+        </w:rPr>
+        <w:t>on</w:t>
+      </w:r>
+      <w:r>
+        <w:rPr>
+          <w:rFonts w:ascii="Arial" w:eastAsia="Arial" w:hAnsi="Arial"/>
+          <w:sz w:val="18"/>
+          <w:highlight w:val="lightGray"/>
+        </w:rPr>
+        <w:t xml:space="preserve"> [8/22/2025]</w:t>
       </w:r>
     </w:p>
     <w:p>
@@ -1505,7 +1661,7 @@
     </w:p>
     <w:p>
       <w:r>
-        <w:pict w14:anchorId="7857BFC6">
+        <w:pict w14:anchorId="4F5269D6">
           <v:rect id="_x0000_i1033" style="width:0;height:1.5pt" o:hralign="center" o:hrstd="t" o:hr="t" fillcolor="#a0a0a0" stroked="f"/>
         </w:pict>
       </w:r>
@@ -1529,60 +1685,77 @@
       </w:pPr>
       <w:r>
         <w:rPr>
-          <w:b/>
-          <w:shd w:val="clear" w:color="auto" w:fill="B7B7B7"/>
-        </w:rPr>
-        <w:t># Source</w:t>
-      </w:r>
-      <w:r>
-        <w:rPr>
-          <w:shd w:val="clear" w:color="auto" w:fill="B7B7B7"/>
-        </w:rPr>
-        <w:t xml:space="preserve">: </w:t>
-      </w:r>
-      <w:proofErr w:type="spellStart"/>
-      <w:r>
-        <w:rPr>
-          <w:b/>
-          <w:shd w:val="clear" w:color="auto" w:fill="B7B7B7"/>
-        </w:rPr>
-        <w:t>Chatgpt</w:t>
-      </w:r>
-      <w:proofErr w:type="spellEnd"/>
-      <w:r>
-        <w:rPr>
-          <w:b/>
-          <w:shd w:val="clear" w:color="auto" w:fill="B7B7B7"/>
-        </w:rPr>
-        <w:t xml:space="preserve"> </w:t>
-      </w:r>
-      <w:r>
-        <w:rPr>
-          <w:b/>
-          <w:sz w:val="14"/>
-          <w:szCs w:val="14"/>
-          <w:shd w:val="clear" w:color="auto" w:fill="B7B7B7"/>
-        </w:rPr>
-        <w:t>(GPT</w:t>
-      </w:r>
-      <w:r>
-        <w:rPr>
-          <w:rFonts w:ascii="Cambria Math" w:hAnsi="Cambria Math" w:cs="Cambria Math"/>
-          <w:b/>
-          <w:sz w:val="14"/>
-          <w:szCs w:val="14"/>
-          <w:shd w:val="clear" w:color="auto" w:fill="B7B7B7"/>
+          <w:rFonts w:ascii="Arial" w:eastAsia="Arial" w:hAnsi="Arial" w:cs="Arial"/>
+          <w:b/>
+          <w:color w:val="000000"/>
+          <w:sz w:val="18"/>
+          <w:highlight w:val="lightGray"/>
+        </w:rPr>
+        <w:t># Source: AI Source: Provided by: [Data Path</w:t>
+      </w:r>
+      <w:r>
+        <w:rPr>
+          <w:rFonts w:ascii="Arial" w:eastAsia="Arial" w:hAnsi="Arial" w:cs="Arial"/>
+          <w:color w:val="000000"/>
+          <w:sz w:val="18"/>
+          <w:highlight w:val="lightGray"/>
+        </w:rPr>
+        <w:t xml:space="preserve">: Persons Table -&gt; ID Column: 1, Name_En Column: Motasem Essam] -&gt; </w:t>
+      </w:r>
+      <w:r>
+        <w:rPr>
+          <w:rFonts w:ascii="Arial" w:eastAsia="Arial" w:hAnsi="Arial" w:cs="Arial"/>
+          <w:b/>
+          <w:color w:val="000000"/>
+          <w:sz w:val="18"/>
+          <w:highlight w:val="lightGray"/>
+        </w:rPr>
+        <w:t>From:</w:t>
+      </w:r>
+      <w:r>
+        <w:rPr>
+          <w:rFonts w:ascii="Arial" w:eastAsia="Arial" w:hAnsi="Arial" w:cs="Arial"/>
+          <w:color w:val="000000"/>
+          <w:sz w:val="18"/>
+          <w:highlight w:val="lightGray"/>
+        </w:rPr>
+        <w:t xml:space="preserve"> [Chatgpt (GPT</w:t>
+      </w:r>
+      <w:r>
+        <w:rPr>
+          <w:rFonts w:ascii="Arial" w:eastAsia="Arial" w:hAnsi="Arial" w:cs="Cambria Math"/>
+          <w:color w:val="000000"/>
+          <w:sz w:val="18"/>
+          <w:highlight w:val="lightGray"/>
         </w:rPr>
         <w:t>‑</w:t>
       </w:r>
       <w:r>
         <w:rPr>
-          <w:b/>
-          <w:sz w:val="14"/>
-          <w:szCs w:val="14"/>
-          <w:shd w:val="clear" w:color="auto" w:fill="B7B7B7"/>
-        </w:rPr>
-        <w:t>5 Mini) at [8/22/2025]</w:t>
+          <w:rFonts w:ascii="Arial" w:eastAsia="Arial" w:hAnsi="Arial" w:cs="Arial"/>
+          <w:color w:val="000000"/>
+          <w:sz w:val="18"/>
+          <w:highlight w:val="lightGray"/>
+        </w:rPr>
+        <w:t xml:space="preserve">5 Mini)] </w:t>
+      </w:r>
+      <w:r>
+        <w:rPr>
+          <w:rFonts w:ascii="Arial" w:eastAsia="Arial" w:hAnsi="Arial" w:cs="Arial"/>
+          <w:b/>
+          <w:color w:val="000000"/>
+          <w:sz w:val="18"/>
+          <w:highlight w:val="lightGray"/>
+        </w:rPr>
+        <w:t>on</w:t>
+      </w:r>
+      <w:r>
+        <w:rPr>
+          <w:rFonts w:ascii="Arial" w:eastAsia="Arial" w:hAnsi="Arial"/>
+          <w:sz w:val="18"/>
+          <w:highlight w:val="lightGray"/>
+        </w:rPr>
+        <w:t xml:space="preserve"> [8/22/2025]</w:t>
       </w:r>
     </w:p>
     <w:p>
@@ -1591,7 +1764,7 @@
           <w:ilvl w:val="0"/>
           <w:numId w:val="5"/>
         </w:numPr>
-        <w:spacing w:before="240"/>
+        <w:spacing w:before="240" w:after="0" w:line="276" w:lineRule="auto"/>
       </w:pPr>
       <w:r>
         <w:rPr>
@@ -1619,13 +1792,13 @@
           <w:ilvl w:val="0"/>
           <w:numId w:val="5"/>
         </w:numPr>
-      </w:pPr>
-      <w:r>
-        <w:rPr>
-          <w:rFonts w:ascii="Roboto Mono" w:eastAsia="Roboto Mono" w:hAnsi="Roboto Mono" w:cs="Roboto Mono"/>
-          <w:b/>
-        </w:rPr>
-        <w:lastRenderedPageBreak/>
+        <w:spacing w:after="0" w:line="276" w:lineRule="auto"/>
+      </w:pPr>
+      <w:r>
+        <w:rPr>
+          <w:rFonts w:ascii="Roboto Mono" w:eastAsia="Roboto Mono" w:hAnsi="Roboto Mono" w:cs="Roboto Mono"/>
+          <w:b/>
+        </w:rPr>
         <w:t>Contract Acceptance Testing</w:t>
       </w:r>
       <w:r>
@@ -1647,6 +1820,7 @@
           <w:ilvl w:val="0"/>
           <w:numId w:val="5"/>
         </w:numPr>
+        <w:spacing w:after="0" w:line="276" w:lineRule="auto"/>
       </w:pPr>
       <w:r>
         <w:rPr>
@@ -1674,7 +1848,7 @@
           <w:ilvl w:val="0"/>
           <w:numId w:val="5"/>
         </w:numPr>
-        <w:spacing w:after="240"/>
+        <w:spacing w:after="240" w:line="276" w:lineRule="auto"/>
       </w:pPr>
       <w:r>
         <w:rPr>
@@ -1695,18 +1869,19 @@
     </w:p>
     <w:p>
       <w:r>
-        <w:pict w14:anchorId="5964FD99">
+        <w:pict w14:anchorId="27B30F62">
           <v:rect id="_x0000_i1034" style="width:0;height:1.5pt" o:hralign="center" o:hrstd="t" o:hr="t" fillcolor="#a0a0a0" stroked="f"/>
         </w:pict>
       </w:r>
     </w:p>
+    <w:p/>
     <w:p/>
     <w:p/>
     <w:sectPr>
       <w:pgSz w:w="12240" w:h="15840"/>
       <w:pgMar w:top="1440" w:right="1440" w:bottom="1440" w:left="1440" w:header="720" w:footer="720" w:gutter="0"/>
-      <w:pgNumType w:start="1"/>
       <w:cols w:space="720"/>
+      <w:docGrid w:linePitch="360"/>
     </w:sectPr>
   </w:body>
 </w:document>
@@ -2929,18 +3104,6 @@
   <w:style w:type="paragraph" w:default="1" w:styleId="Normal">
     <w:name w:val="Normal"/>
     <w:qFormat/>
-    <w:rsid w:val="00D22722"/>
-    <w:pPr>
-      <w:spacing w:after="0" w:line="276" w:lineRule="auto"/>
-    </w:pPr>
-    <w:rPr>
-      <w:rFonts w:ascii="Arial" w:eastAsia="Arial" w:hAnsi="Arial" w:cs="Arial"/>
-      <w:kern w:val="0"/>
-      <w:sz w:val="22"/>
-      <w:szCs w:val="22"/>
-      <w:lang w:val="en"/>
-      <w14:ligatures w14:val="none"/>
-    </w:rPr>
   </w:style>
   <w:style w:type="paragraph" w:styleId="Heading1">
     <w:name w:val="heading 1"/>
@@ -2949,7 +3112,7 @@
     <w:link w:val="Heading1Char"/>
     <w:uiPriority w:val="9"/>
     <w:qFormat/>
-    <w:rsid w:val="003457A4"/>
+    <w:rsid w:val="00420D36"/>
     <w:pPr>
       <w:keepNext/>
       <w:keepLines/>
@@ -2971,7 +3134,7 @@
     <w:uiPriority w:val="9"/>
     <w:unhideWhenUsed/>
     <w:qFormat/>
-    <w:rsid w:val="003457A4"/>
+    <w:rsid w:val="00420D36"/>
     <w:pPr>
       <w:keepNext/>
       <w:keepLines/>
@@ -2994,7 +3157,7 @@
     <w:semiHidden/>
     <w:unhideWhenUsed/>
     <w:qFormat/>
-    <w:rsid w:val="003457A4"/>
+    <w:rsid w:val="00420D36"/>
     <w:pPr>
       <w:keepNext/>
       <w:keepLines/>
@@ -3017,7 +3180,7 @@
     <w:semiHidden/>
     <w:unhideWhenUsed/>
     <w:qFormat/>
-    <w:rsid w:val="003457A4"/>
+    <w:rsid w:val="00420D36"/>
     <w:pPr>
       <w:keepNext/>
       <w:keepLines/>
@@ -3040,7 +3203,7 @@
     <w:semiHidden/>
     <w:unhideWhenUsed/>
     <w:qFormat/>
-    <w:rsid w:val="003457A4"/>
+    <w:rsid w:val="00420D36"/>
     <w:pPr>
       <w:keepNext/>
       <w:keepLines/>
@@ -3061,11 +3224,11 @@
     <w:semiHidden/>
     <w:unhideWhenUsed/>
     <w:qFormat/>
-    <w:rsid w:val="003457A4"/>
+    <w:rsid w:val="00420D36"/>
     <w:pPr>
       <w:keepNext/>
       <w:keepLines/>
-      <w:spacing w:before="40"/>
+      <w:spacing w:before="40" w:after="0"/>
       <w:outlineLvl w:val="5"/>
     </w:pPr>
     <w:rPr>
@@ -3084,11 +3247,11 @@
     <w:semiHidden/>
     <w:unhideWhenUsed/>
     <w:qFormat/>
-    <w:rsid w:val="003457A4"/>
+    <w:rsid w:val="00420D36"/>
     <w:pPr>
       <w:keepNext/>
       <w:keepLines/>
-      <w:spacing w:before="40"/>
+      <w:spacing w:before="40" w:after="0"/>
       <w:outlineLvl w:val="6"/>
     </w:pPr>
     <w:rPr>
@@ -3105,10 +3268,11 @@
     <w:semiHidden/>
     <w:unhideWhenUsed/>
     <w:qFormat/>
-    <w:rsid w:val="003457A4"/>
+    <w:rsid w:val="00420D36"/>
     <w:pPr>
       <w:keepNext/>
       <w:keepLines/>
+      <w:spacing w:after="0"/>
       <w:outlineLvl w:val="7"/>
     </w:pPr>
     <w:rPr>
@@ -3127,10 +3291,11 @@
     <w:semiHidden/>
     <w:unhideWhenUsed/>
     <w:qFormat/>
-    <w:rsid w:val="003457A4"/>
+    <w:rsid w:val="00420D36"/>
     <w:pPr>
       <w:keepNext/>
       <w:keepLines/>
+      <w:spacing w:after="0"/>
       <w:outlineLvl w:val="8"/>
     </w:pPr>
     <w:rPr>
@@ -3170,7 +3335,7 @@
     <w:basedOn w:val="DefaultParagraphFont"/>
     <w:link w:val="Heading1"/>
     <w:uiPriority w:val="9"/>
-    <w:rsid w:val="003457A4"/>
+    <w:rsid w:val="00420D36"/>
     <w:rPr>
       <w:rFonts w:asciiTheme="majorHAnsi" w:eastAsiaTheme="majorEastAsia" w:hAnsiTheme="majorHAnsi" w:cstheme="majorBidi"/>
       <w:color w:val="2F5496" w:themeColor="accent1" w:themeShade="BF"/>
@@ -3183,7 +3348,7 @@
     <w:basedOn w:val="DefaultParagraphFont"/>
     <w:link w:val="Heading2"/>
     <w:uiPriority w:val="9"/>
-    <w:rsid w:val="003457A4"/>
+    <w:rsid w:val="00420D36"/>
     <w:rPr>
       <w:rFonts w:asciiTheme="majorHAnsi" w:eastAsiaTheme="majorEastAsia" w:hAnsiTheme="majorHAnsi" w:cstheme="majorBidi"/>
       <w:color w:val="2F5496" w:themeColor="accent1" w:themeShade="BF"/>
@@ -3197,7 +3362,7 @@
     <w:link w:val="Heading3"/>
     <w:uiPriority w:val="9"/>
     <w:semiHidden/>
-    <w:rsid w:val="003457A4"/>
+    <w:rsid w:val="00420D36"/>
     <w:rPr>
       <w:rFonts w:eastAsiaTheme="majorEastAsia" w:cstheme="majorBidi"/>
       <w:color w:val="2F5496" w:themeColor="accent1" w:themeShade="BF"/>
@@ -3211,7 +3376,7 @@
     <w:link w:val="Heading4"/>
     <w:uiPriority w:val="9"/>
     <w:semiHidden/>
-    <w:rsid w:val="003457A4"/>
+    <w:rsid w:val="00420D36"/>
     <w:rPr>
       <w:rFonts w:eastAsiaTheme="majorEastAsia" w:cstheme="majorBidi"/>
       <w:i/>
@@ -3225,7 +3390,7 @@
     <w:link w:val="Heading5"/>
     <w:uiPriority w:val="9"/>
     <w:semiHidden/>
-    <w:rsid w:val="003457A4"/>
+    <w:rsid w:val="00420D36"/>
     <w:rPr>
       <w:rFonts w:eastAsiaTheme="majorEastAsia" w:cstheme="majorBidi"/>
       <w:color w:val="2F5496" w:themeColor="accent1" w:themeShade="BF"/>
@@ -3237,7 +3402,7 @@
     <w:link w:val="Heading6"/>
     <w:uiPriority w:val="9"/>
     <w:semiHidden/>
-    <w:rsid w:val="003457A4"/>
+    <w:rsid w:val="00420D36"/>
     <w:rPr>
       <w:rFonts w:eastAsiaTheme="majorEastAsia" w:cstheme="majorBidi"/>
       <w:i/>
@@ -3251,7 +3416,7 @@
     <w:link w:val="Heading7"/>
     <w:uiPriority w:val="9"/>
     <w:semiHidden/>
-    <w:rsid w:val="003457A4"/>
+    <w:rsid w:val="00420D36"/>
     <w:rPr>
       <w:rFonts w:eastAsiaTheme="majorEastAsia" w:cstheme="majorBidi"/>
       <w:color w:val="595959" w:themeColor="text1" w:themeTint="A6"/>
@@ -3263,7 +3428,7 @@
     <w:link w:val="Heading8"/>
     <w:uiPriority w:val="9"/>
     <w:semiHidden/>
-    <w:rsid w:val="003457A4"/>
+    <w:rsid w:val="00420D36"/>
     <w:rPr>
       <w:rFonts w:eastAsiaTheme="majorEastAsia" w:cstheme="majorBidi"/>
       <w:i/>
@@ -3277,7 +3442,7 @@
     <w:link w:val="Heading9"/>
     <w:uiPriority w:val="9"/>
     <w:semiHidden/>
-    <w:rsid w:val="003457A4"/>
+    <w:rsid w:val="00420D36"/>
     <w:rPr>
       <w:rFonts w:eastAsiaTheme="majorEastAsia" w:cstheme="majorBidi"/>
       <w:color w:val="272727" w:themeColor="text1" w:themeTint="D8"/>
@@ -3290,7 +3455,7 @@
     <w:link w:val="TitleChar"/>
     <w:uiPriority w:val="10"/>
     <w:qFormat/>
-    <w:rsid w:val="003457A4"/>
+    <w:rsid w:val="00420D36"/>
     <w:pPr>
       <w:spacing w:after="80" w:line="240" w:lineRule="auto"/>
       <w:contextualSpacing/>
@@ -3308,7 +3473,7 @@
     <w:basedOn w:val="DefaultParagraphFont"/>
     <w:link w:val="Title"/>
     <w:uiPriority w:val="10"/>
-    <w:rsid w:val="003457A4"/>
+    <w:rsid w:val="00420D36"/>
     <w:rPr>
       <w:rFonts w:asciiTheme="majorHAnsi" w:eastAsiaTheme="majorEastAsia" w:hAnsiTheme="majorHAnsi" w:cstheme="majorBidi"/>
       <w:spacing w:val="-10"/>
@@ -3324,7 +3489,7 @@
     <w:link w:val="SubtitleChar"/>
     <w:uiPriority w:val="11"/>
     <w:qFormat/>
-    <w:rsid w:val="003457A4"/>
+    <w:rsid w:val="00420D36"/>
     <w:pPr>
       <w:numPr>
         <w:ilvl w:val="1"/>
@@ -3343,7 +3508,7 @@
     <w:basedOn w:val="DefaultParagraphFont"/>
     <w:link w:val="Subtitle"/>
     <w:uiPriority w:val="11"/>
-    <w:rsid w:val="003457A4"/>
+    <w:rsid w:val="00420D36"/>
     <w:rPr>
       <w:rFonts w:eastAsiaTheme="majorEastAsia" w:cstheme="majorBidi"/>
       <w:color w:val="595959" w:themeColor="text1" w:themeTint="A6"/>
@@ -3359,7 +3524,7 @@
     <w:link w:val="QuoteChar"/>
     <w:uiPriority w:val="29"/>
     <w:qFormat/>
-    <w:rsid w:val="003457A4"/>
+    <w:rsid w:val="00420D36"/>
     <w:pPr>
       <w:spacing w:before="160"/>
       <w:jc w:val="center"/>
@@ -3375,7 +3540,7 @@
     <w:basedOn w:val="DefaultParagraphFont"/>
     <w:link w:val="Quote"/>
     <w:uiPriority w:val="29"/>
-    <w:rsid w:val="003457A4"/>
+    <w:rsid w:val="00420D36"/>
     <w:rPr>
       <w:i/>
       <w:iCs/>
@@ -3387,7 +3552,7 @@
     <w:basedOn w:val="Normal"/>
     <w:uiPriority w:val="34"/>
     <w:qFormat/>
-    <w:rsid w:val="003457A4"/>
+    <w:rsid w:val="00420D36"/>
     <w:pPr>
       <w:ind w:left="720"/>
       <w:contextualSpacing/>
@@ -3398,7 +3563,7 @@
     <w:basedOn w:val="DefaultParagraphFont"/>
     <w:uiPriority w:val="21"/>
     <w:qFormat/>
-    <w:rsid w:val="003457A4"/>
+    <w:rsid w:val="00420D36"/>
     <w:rPr>
       <w:i/>
       <w:iCs/>
@@ -3412,7 +3577,7 @@
     <w:link w:val="IntenseQuoteChar"/>
     <w:uiPriority w:val="30"/>
     <w:qFormat/>
-    <w:rsid w:val="003457A4"/>
+    <w:rsid w:val="00420D36"/>
     <w:pPr>
       <w:pBdr>
         <w:top w:val="single" w:sz="4" w:space="10" w:color="2F5496" w:themeColor="accent1" w:themeShade="BF"/>
@@ -3433,7 +3598,7 @@
     <w:basedOn w:val="DefaultParagraphFont"/>
     <w:link w:val="IntenseQuote"/>
     <w:uiPriority w:val="30"/>
-    <w:rsid w:val="003457A4"/>
+    <w:rsid w:val="00420D36"/>
     <w:rPr>
       <w:i/>
       <w:iCs/>
@@ -3445,7 +3610,7 @@
     <w:basedOn w:val="DefaultParagraphFont"/>
     <w:uiPriority w:val="32"/>
     <w:qFormat/>
-    <w:rsid w:val="003457A4"/>
+    <w:rsid w:val="00420D36"/>
     <w:rPr>
       <w:b/>
       <w:bCs/>
